--- a/Kim11-2-4-Tepkime-Orani.docx
+++ b/Kim11-2-4-Tepkime-Orani.docx
@@ -72,7 +72,7 @@
                 <w:rFonts w:ascii="Times New Roman" w:hAnsi="Times New Roman" w:cs="Times New Roman"/>
                 <w:lang w:val="tr-TR"/>
               </w:rPr>
-              <w:t xml:space="preserve">GÖRSEL ALANI (Shutterstock’tan seçilecek)</w:t>
+              <w:t xml:space="preserve">GÖRSEL ALANI (Shutterstock)</w:t>
             </w:r>
           </w:p>
           <w:p>
@@ -104,23 +104,7 @@
                 <w:rFonts w:ascii="Times New Roman" w:hAnsi="Times New Roman" w:cs="Times New Roman"/>
                 <w:lang w:val="tr-TR"/>
               </w:rPr>
-              <w:t xml:space="preserve">Shutterstock arama: “parking lot entrance exit barrier”</w:t>
-            </w:r>
-          </w:p>
-          <w:p>
-            <w:pPr>
-              <w:jc w:val="both"/>
-              <w:rPr>
-                <w:rFonts w:ascii="Times New Roman" w:hAnsi="Times New Roman" w:cs="Times New Roman"/>
-                <w:lang w:val="tr-TR"/>
-              </w:rPr>
-            </w:pPr>
-            <w:r>
-              <w:rPr>
-                <w:rFonts w:ascii="Times New Roman" w:hAnsi="Times New Roman" w:cs="Times New Roman"/>
-                <w:lang w:val="tr-TR"/>
-              </w:rPr>
-              <w:t xml:space="preserve">Shutter ID: ……………</w:t>
+              <w:t xml:space="preserve">Shutter ID: 2207804187 (fotoğraf) — Entry barrier to car parking lot</w:t>
             </w:r>
           </w:p>
         </w:tc>

--- a/Kim11-2-4-Tepkime-Orani.docx
+++ b/Kim11-2-4-Tepkime-Orani.docx
@@ -1433,7 +1433,37 @@
           <w:rFonts w:ascii="Times New Roman" w:hAnsi="Times New Roman" w:cs="Times New Roman"/>
           <w:lang w:val="tr-TR"/>
         </w:rPr>
-        <w:t xml:space="preserve"> (Q) ile belirlenir. Tepkime oranı, denge sabiti ifadesiyle aynı şekilde yazılır ancak o andaki derişimler kullanılarak hesaplanır. Q değeri denge sabiti (K) ile karşılaştırılarak tepkimenin dengede olup olmadığı ve dengede değilse hangi yönde ilerleyeceği tahmin edilebilir:</w:t>
+        <w:t xml:space="preserve"> (Q) ile belirlenir. Derişimler kullanılarak hesaplanan tepkime oranı Q</w:t>
+      </w:r>
+      <w:r>
+        <w:rPr>
+          <w:rFonts w:ascii="Times New Roman" w:hAnsi="Times New Roman" w:cs="Times New Roman"/>
+          <w:vertAlign w:val="subscript"/>
+          <w:lang w:val="tr-TR"/>
+        </w:rPr>
+        <w:t xml:space="preserve">c</w:t>
+      </w:r>
+      <w:r>
+        <w:rPr>
+          <w:rFonts w:ascii="Times New Roman" w:hAnsi="Times New Roman" w:cs="Times New Roman"/>
+          <w:lang w:val="tr-TR"/>
+        </w:rPr>
+        <w:t xml:space="preserve">, derişimler türünden denge sabiti ise K</w:t>
+      </w:r>
+      <w:r>
+        <w:rPr>
+          <w:rFonts w:ascii="Times New Roman" w:hAnsi="Times New Roman" w:cs="Times New Roman"/>
+          <w:vertAlign w:val="subscript"/>
+          <w:lang w:val="tr-TR"/>
+        </w:rPr>
+        <w:t xml:space="preserve">c</w:t>
+      </w:r>
+      <w:r>
+        <w:rPr>
+          <w:rFonts w:ascii="Times New Roman" w:hAnsi="Times New Roman" w:cs="Times New Roman"/>
+          <w:lang w:val="tr-TR"/>
+        </w:rPr>
+        <w:t xml:space="preserve"> ile de gösterilir. Tepkime oranı, denge sabiti ifadesiyle aynı şekilde yazılır ancak o andaki derişimler kullanılarak hesaplanır. Q değeri denge sabiti (K) ile karşılaştırılarak tepkimenin dengede olup olmadığı ve dengede değilse hangi yönde ilerleyeceği tahmin edilebilir:</w:t>
       </w:r>
     </w:p>
     <w:tbl>
@@ -1452,14 +1482,15 @@
         <w:tblLook w:val="04A0"/>
       </w:tblPr>
       <w:tblGrid>
-        <w:gridCol w:w="1600"/>
-        <w:gridCol w:w="4200"/>
-        <w:gridCol w:w="3200"/>
+        <w:gridCol w:w="1400"/>
+        <w:gridCol w:w="2900"/>
+        <w:gridCol w:w="2500"/>
+        <w:gridCol w:w="2200"/>
       </w:tblGrid>
       <w:tr>
         <w:tc>
           <w:tcPr>
-            <w:tcW w:w="1600" w:type="dxa"/>
+            <w:tcW w:w="1400" w:type="dxa"/>
             <w:shd w:val="clear" w:color="auto" w:fill="D9E2F3"/>
             <w:vAlign w:val="center"/>
           </w:tcPr>
@@ -1478,6 +1509,8 @@
                 <w:rFonts w:ascii="Times New Roman" w:hAnsi="Times New Roman" w:cs="Times New Roman"/>
                 <w:b/>
                 <w:bCs/>
+                <w:sz w:val="20"/>
+                <w:szCs w:val="20"/>
                 <w:lang w:val="tr-TR"/>
               </w:rPr>
               <w:t xml:space="preserve">Karşılaştırma</w:t>
@@ -1486,7 +1519,7 @@
         </w:tc>
         <w:tc>
           <w:tcPr>
-            <w:tcW w:w="4200" w:type="dxa"/>
+            <w:tcW w:w="2900" w:type="dxa"/>
             <w:shd w:val="clear" w:color="auto" w:fill="D9E2F3"/>
             <w:vAlign w:val="center"/>
           </w:tcPr>
@@ -1505,6 +1538,8 @@
                 <w:rFonts w:ascii="Times New Roman" w:hAnsi="Times New Roman" w:cs="Times New Roman"/>
                 <w:b/>
                 <w:bCs/>
+                <w:sz w:val="20"/>
+                <w:szCs w:val="20"/>
                 <w:lang w:val="tr-TR"/>
               </w:rPr>
               <w:t xml:space="preserve">Anlamı</w:t>
@@ -1513,7 +1548,7 @@
         </w:tc>
         <w:tc>
           <w:tcPr>
-            <w:tcW w:w="3200" w:type="dxa"/>
+            <w:tcW w:w="2500" w:type="dxa"/>
             <w:shd w:val="clear" w:color="auto" w:fill="D9E2F3"/>
             <w:vAlign w:val="center"/>
           </w:tcPr>
@@ -1532,9 +1567,40 @@
                 <w:rFonts w:ascii="Times New Roman" w:hAnsi="Times New Roman" w:cs="Times New Roman"/>
                 <w:b/>
                 <w:bCs/>
+                <w:sz w:val="20"/>
+                <w:szCs w:val="20"/>
                 <w:lang w:val="tr-TR"/>
               </w:rPr>
               <w:t xml:space="preserve">Tepkimenin yönü</w:t>
+            </w:r>
+          </w:p>
+        </w:tc>
+        <w:tc>
+          <w:tcPr>
+            <w:tcW w:w="2200" w:type="dxa"/>
+            <w:shd w:val="clear" w:color="auto" w:fill="D9E2F3"/>
+            <w:vAlign w:val="center"/>
+          </w:tcPr>
+          <w:p>
+            <w:pPr>
+              <w:jc w:val="left"/>
+              <w:rPr>
+                <w:rFonts w:ascii="Times New Roman" w:hAnsi="Times New Roman" w:cs="Times New Roman"/>
+                <w:b/>
+                <w:bCs/>
+                <w:lang w:val="tr-TR"/>
+              </w:rPr>
+            </w:pPr>
+            <w:r>
+              <w:rPr>
+                <w:rFonts w:ascii="Times New Roman" w:hAnsi="Times New Roman" w:cs="Times New Roman"/>
+                <w:b/>
+                <w:bCs/>
+                <w:sz w:val="20"/>
+                <w:szCs w:val="20"/>
+                <w:lang w:val="tr-TR"/>
+              </w:rPr>
+              <w:t xml:space="preserve">Hızlar</w:t>
             </w:r>
           </w:p>
         </w:tc>
@@ -1542,7 +1608,7 @@
       <w:tr>
         <w:tc>
           <w:tcPr>
-            <w:tcW w:w="1600" w:type="dxa"/>
+            <w:tcW w:w="1400" w:type="dxa"/>
             <w:vAlign w:val="center"/>
           </w:tcPr>
           <w:p>
@@ -1556,6 +1622,8 @@
             <w:r>
               <w:rPr>
                 <w:rFonts w:ascii="Times New Roman" w:hAnsi="Times New Roman" w:cs="Times New Roman"/>
+                <w:sz w:val="20"/>
+                <w:szCs w:val="20"/>
                 <w:lang w:val="tr-TR"/>
               </w:rPr>
               <w:t xml:space="preserve">Q = K</w:t>
@@ -1564,7 +1632,7 @@
         </w:tc>
         <w:tc>
           <w:tcPr>
-            <w:tcW w:w="4200" w:type="dxa"/>
+            <w:tcW w:w="2900" w:type="dxa"/>
             <w:vAlign w:val="center"/>
           </w:tcPr>
           <w:p>
@@ -1578,6 +1646,8 @@
             <w:r>
               <w:rPr>
                 <w:rFonts w:ascii="Times New Roman" w:hAnsi="Times New Roman" w:cs="Times New Roman"/>
+                <w:sz w:val="20"/>
+                <w:szCs w:val="20"/>
                 <w:lang w:val="tr-TR"/>
               </w:rPr>
               <w:t xml:space="preserve">Sistem dengededir.</w:t>
@@ -1586,7 +1656,7 @@
         </w:tc>
         <w:tc>
           <w:tcPr>
-            <w:tcW w:w="3200" w:type="dxa"/>
+            <w:tcW w:w="2500" w:type="dxa"/>
             <w:vAlign w:val="center"/>
           </w:tcPr>
           <w:p>
@@ -1600,17 +1670,17 @@
             <w:r>
               <w:rPr>
                 <w:rFonts w:ascii="Times New Roman" w:hAnsi="Times New Roman" w:cs="Times New Roman"/>
+                <w:sz w:val="20"/>
+                <w:szCs w:val="20"/>
                 <w:lang w:val="tr-TR"/>
               </w:rPr>
               <w:t xml:space="preserve">Net değişim olmaz.</w:t>
             </w:r>
           </w:p>
         </w:tc>
-      </w:tr>
-      <w:tr>
         <w:tc>
           <w:tcPr>
-            <w:tcW w:w="1600" w:type="dxa"/>
+            <w:tcW w:w="2200" w:type="dxa"/>
             <w:vAlign w:val="center"/>
           </w:tcPr>
           <w:p>
@@ -1624,15 +1694,19 @@
             <w:r>
               <w:rPr>
                 <w:rFonts w:ascii="Times New Roman" w:hAnsi="Times New Roman" w:cs="Times New Roman"/>
+                <w:sz w:val="20"/>
+                <w:szCs w:val="20"/>
                 <w:lang w:val="tr-TR"/>
               </w:rPr>
-              <w:t xml:space="preserve">Q &lt; K</w:t>
+              <w:t xml:space="preserve">İleri hız = geri hız</w:t>
             </w:r>
           </w:p>
         </w:tc>
+      </w:tr>
+      <w:tr>
         <w:tc>
           <w:tcPr>
-            <w:tcW w:w="4200" w:type="dxa"/>
+            <w:tcW w:w="1400" w:type="dxa"/>
             <w:vAlign w:val="center"/>
           </w:tcPr>
           <w:p>
@@ -1646,15 +1720,17 @@
             <w:r>
               <w:rPr>
                 <w:rFonts w:ascii="Times New Roman" w:hAnsi="Times New Roman" w:cs="Times New Roman"/>
+                <w:sz w:val="20"/>
+                <w:szCs w:val="20"/>
                 <w:lang w:val="tr-TR"/>
               </w:rPr>
-              <w:t xml:space="preserve">Ürün derişimleri dengedekinden düşük, tepken derişimleri yüksektir.</w:t>
+              <w:t xml:space="preserve">Q &lt; K</w:t>
             </w:r>
           </w:p>
         </w:tc>
         <w:tc>
           <w:tcPr>
-            <w:tcW w:w="3200" w:type="dxa"/>
+            <w:tcW w:w="2900" w:type="dxa"/>
             <w:vAlign w:val="center"/>
           </w:tcPr>
           <w:p>
@@ -1668,17 +1744,17 @@
             <w:r>
               <w:rPr>
                 <w:rFonts w:ascii="Times New Roman" w:hAnsi="Times New Roman" w:cs="Times New Roman"/>
+                <w:sz w:val="20"/>
+                <w:szCs w:val="20"/>
                 <w:lang w:val="tr-TR"/>
               </w:rPr>
-              <w:t xml:space="preserve">Dengeye ulaşmak için ileri (ürünler) yönde ilerler.</w:t>
+              <w:t xml:space="preserve">Ürün derişimleri dengedekinden düşük, tepken derişimleri yüksektir.</w:t>
             </w:r>
           </w:p>
         </w:tc>
-      </w:tr>
-      <w:tr>
         <w:tc>
           <w:tcPr>
-            <w:tcW w:w="1600" w:type="dxa"/>
+            <w:tcW w:w="2500" w:type="dxa"/>
             <w:vAlign w:val="center"/>
           </w:tcPr>
           <w:p>
@@ -1692,15 +1768,17 @@
             <w:r>
               <w:rPr>
                 <w:rFonts w:ascii="Times New Roman" w:hAnsi="Times New Roman" w:cs="Times New Roman"/>
+                <w:sz w:val="20"/>
+                <w:szCs w:val="20"/>
                 <w:lang w:val="tr-TR"/>
               </w:rPr>
-              <w:t xml:space="preserve">Q &gt; K</w:t>
+              <w:t xml:space="preserve">Dengeye ulaşmak için ileri (ürünler) yönde ilerler.</w:t>
             </w:r>
           </w:p>
         </w:tc>
         <w:tc>
           <w:tcPr>
-            <w:tcW w:w="4200" w:type="dxa"/>
+            <w:tcW w:w="2200" w:type="dxa"/>
             <w:vAlign w:val="center"/>
           </w:tcPr>
           <w:p>
@@ -1714,15 +1792,19 @@
             <w:r>
               <w:rPr>
                 <w:rFonts w:ascii="Times New Roman" w:hAnsi="Times New Roman" w:cs="Times New Roman"/>
+                <w:sz w:val="20"/>
+                <w:szCs w:val="20"/>
                 <w:lang w:val="tr-TR"/>
               </w:rPr>
-              <w:t xml:space="preserve">Ürün derişimleri dengedekinden yüksek, tepken derişimleri düşüktür.</w:t>
+              <w:t xml:space="preserve">İleri hız &gt; geri hız; dengeye kadar ileri hız azalır, geri hız artar.</w:t>
             </w:r>
           </w:p>
         </w:tc>
+      </w:tr>
+      <w:tr>
         <w:tc>
           <w:tcPr>
-            <w:tcW w:w="3200" w:type="dxa"/>
+            <w:tcW w:w="1400" w:type="dxa"/>
             <w:vAlign w:val="center"/>
           </w:tcPr>
           <w:p>
@@ -1736,9 +1818,83 @@
             <w:r>
               <w:rPr>
                 <w:rFonts w:ascii="Times New Roman" w:hAnsi="Times New Roman" w:cs="Times New Roman"/>
+                <w:sz w:val="20"/>
+                <w:szCs w:val="20"/>
+                <w:lang w:val="tr-TR"/>
+              </w:rPr>
+              <w:t xml:space="preserve">Q &gt; K</w:t>
+            </w:r>
+          </w:p>
+        </w:tc>
+        <w:tc>
+          <w:tcPr>
+            <w:tcW w:w="2900" w:type="dxa"/>
+            <w:vAlign w:val="center"/>
+          </w:tcPr>
+          <w:p>
+            <w:pPr>
+              <w:jc w:val="left"/>
+              <w:rPr>
+                <w:rFonts w:ascii="Times New Roman" w:hAnsi="Times New Roman" w:cs="Times New Roman"/>
+                <w:lang w:val="tr-TR"/>
+              </w:rPr>
+            </w:pPr>
+            <w:r>
+              <w:rPr>
+                <w:rFonts w:ascii="Times New Roman" w:hAnsi="Times New Roman" w:cs="Times New Roman"/>
+                <w:sz w:val="20"/>
+                <w:szCs w:val="20"/>
+                <w:lang w:val="tr-TR"/>
+              </w:rPr>
+              <w:t xml:space="preserve">Ürün derişimleri dengedekinden yüksek, tepken derişimleri düşüktür.</w:t>
+            </w:r>
+          </w:p>
+        </w:tc>
+        <w:tc>
+          <w:tcPr>
+            <w:tcW w:w="2500" w:type="dxa"/>
+            <w:vAlign w:val="center"/>
+          </w:tcPr>
+          <w:p>
+            <w:pPr>
+              <w:jc w:val="left"/>
+              <w:rPr>
+                <w:rFonts w:ascii="Times New Roman" w:hAnsi="Times New Roman" w:cs="Times New Roman"/>
+                <w:lang w:val="tr-TR"/>
+              </w:rPr>
+            </w:pPr>
+            <w:r>
+              <w:rPr>
+                <w:rFonts w:ascii="Times New Roman" w:hAnsi="Times New Roman" w:cs="Times New Roman"/>
+                <w:sz w:val="20"/>
+                <w:szCs w:val="20"/>
                 <w:lang w:val="tr-TR"/>
               </w:rPr>
               <w:t xml:space="preserve">Dengeye ulaşmak için geri (tepkenler) yönde ilerler.</w:t>
+            </w:r>
+          </w:p>
+        </w:tc>
+        <w:tc>
+          <w:tcPr>
+            <w:tcW w:w="2200" w:type="dxa"/>
+            <w:vAlign w:val="center"/>
+          </w:tcPr>
+          <w:p>
+            <w:pPr>
+              <w:jc w:val="left"/>
+              <w:rPr>
+                <w:rFonts w:ascii="Times New Roman" w:hAnsi="Times New Roman" w:cs="Times New Roman"/>
+                <w:lang w:val="tr-TR"/>
+              </w:rPr>
+            </w:pPr>
+            <w:r>
+              <w:rPr>
+                <w:rFonts w:ascii="Times New Roman" w:hAnsi="Times New Roman" w:cs="Times New Roman"/>
+                <w:sz w:val="20"/>
+                <w:szCs w:val="20"/>
+                <w:lang w:val="tr-TR"/>
+              </w:rPr>
+              <w:t xml:space="preserve">Geri hız &gt; ileri hız; dengeye kadar geri hız azalır, ileri hız artar.</w:t>
             </w:r>
           </w:p>
         </w:tc>

--- a/Kim11-2-4-Tepkime-Orani.docx
+++ b/Kim11-2-4-Tepkime-Orani.docx
@@ -1417,29 +1417,13 @@
           <w:rFonts w:ascii="Times New Roman" w:hAnsi="Times New Roman" w:cs="Times New Roman"/>
           <w:lang w:val="tr-TR"/>
         </w:rPr>
-        <w:t xml:space="preserve">Tersinir bir tepkimenin herhangi bir andaki durumu, </w:t>
-      </w:r>
-      <w:r>
-        <w:rPr>
-          <w:rFonts w:ascii="Times New Roman" w:hAnsi="Times New Roman" w:cs="Times New Roman"/>
-          <w:b/>
-          <w:bCs/>
-          <w:lang w:val="tr-TR"/>
-        </w:rPr>
-        <w:t xml:space="preserve">tepkime oranı</w:t>
-      </w:r>
-      <w:r>
-        <w:rPr>
-          <w:rFonts w:ascii="Times New Roman" w:hAnsi="Times New Roman" w:cs="Times New Roman"/>
-          <w:lang w:val="tr-TR"/>
-        </w:rPr>
-        <w:t xml:space="preserve"> (Q) ile belirlenir. Derişimler kullanılarak hesaplanan tepkime oranı Q</w:t>
-      </w:r>
-      <w:r>
-        <w:rPr>
-          <w:rFonts w:ascii="Times New Roman" w:hAnsi="Times New Roman" w:cs="Times New Roman"/>
+        <w:t xml:space="preserve">Analiz ve Keşif Atölyesi 2.4.’te Q değerinin K</w:t>
+      </w:r>
+      <w:r>
+        <w:rPr>
+          <w:rFonts w:ascii="Times New Roman" w:hAnsi="Times New Roman" w:cs="Times New Roman"/>
+          <w:lang w:val="tr-TR"/>
           <w:vertAlign w:val="subscript"/>
-          <w:lang w:val="tr-TR"/>
         </w:rPr>
         <w:t xml:space="preserve">c</w:t>
       </w:r>
@@ -1448,13 +1432,58 @@
           <w:rFonts w:ascii="Times New Roman" w:hAnsi="Times New Roman" w:cs="Times New Roman"/>
           <w:lang w:val="tr-TR"/>
         </w:rPr>
+        <w:t xml:space="preserve">’den küçük olduğu kap 2’de NO</w:t>
+      </w:r>
+      <w:r>
+        <w:rPr>
+          <w:rFonts w:ascii="Times New Roman" w:hAnsi="Times New Roman" w:cs="Times New Roman"/>
+          <w:lang w:val="tr-TR"/>
+          <w:vertAlign w:val="subscript"/>
+        </w:rPr>
+        <w:t xml:space="preserve">2</w:t>
+      </w:r>
+      <w:r>
+        <w:rPr>
+          <w:rFonts w:ascii="Times New Roman" w:hAnsi="Times New Roman" w:cs="Times New Roman"/>
+          <w:lang w:val="tr-TR"/>
+        </w:rPr>
+        <w:t xml:space="preserve"> derişiminin arttığını, büyük olduğu kap 3’te ise azaldığını, Q = K</w:t>
+      </w:r>
+      <w:r>
+        <w:rPr>
+          <w:rFonts w:ascii="Times New Roman" w:hAnsi="Times New Roman" w:cs="Times New Roman"/>
+          <w:lang w:val="tr-TR"/>
+          <w:vertAlign w:val="subscript"/>
+        </w:rPr>
+        <w:t xml:space="preserve">c</w:t>
+      </w:r>
+      <w:r>
+        <w:rPr>
+          <w:rFonts w:ascii="Times New Roman" w:hAnsi="Times New Roman" w:cs="Times New Roman"/>
+          <w:lang w:val="tr-TR"/>
+        </w:rPr>
+        <w:t xml:space="preserve"> olan kap 1 ve kap 4’te ise derişimlerin değişmediğini fark ettiniz. Bu bulgu, tersinir bir tepkimenin herhangi bir andaki durumunun tepkime oranı (Q) ile belirlenebileceğini gösterir. Derişimler kullanılarak hesaplanan tepkime oranı Q</w:t>
+      </w:r>
+      <w:r>
+        <w:rPr>
+          <w:rFonts w:ascii="Times New Roman" w:hAnsi="Times New Roman" w:cs="Times New Roman"/>
+          <w:lang w:val="tr-TR"/>
+          <w:vertAlign w:val="subscript"/>
+        </w:rPr>
+        <w:t xml:space="preserve">c</w:t>
+      </w:r>
+      <w:r>
+        <w:rPr>
+          <w:rFonts w:ascii="Times New Roman" w:hAnsi="Times New Roman" w:cs="Times New Roman"/>
+          <w:lang w:val="tr-TR"/>
+        </w:rPr>
         <w:t xml:space="preserve">, derişimler türünden denge sabiti ise K</w:t>
       </w:r>
       <w:r>
         <w:rPr>
           <w:rFonts w:ascii="Times New Roman" w:hAnsi="Times New Roman" w:cs="Times New Roman"/>
+          <w:lang w:val="tr-TR"/>
           <w:vertAlign w:val="subscript"/>
-          <w:lang w:val="tr-TR"/>
         </w:rPr>
         <w:t xml:space="preserve">c</w:t>
       </w:r>

--- a/Kim11-2-4-Tepkime-Orani.docx
+++ b/Kim11-2-4-Tepkime-Orani.docx
@@ -36,7 +36,7 @@
           <w:rFonts w:ascii="Times New Roman" w:hAnsi="Times New Roman" w:cs="Times New Roman"/>
           <w:lang w:val="tr-TR"/>
         </w:rPr>
-        <w:t xml:space="preserve">Bir otoparka saatte giren ve çıkan araç sayısı eşitlendiğinde otoparktaki araç sayısı sabit kalır. Otoparkın boş olduğu bir anda ise girişler çıkışlardan fazla olur ve araç sayısı artar. Kimyasal tepkimelerde de bir tepkimenin herhangi bir andaki durumuna bakarak dengeye ulaşıp ulaşmadığını ve dengeye hangi yönde ilerleyeceğini anlayabilir miyiz? Bir etkinlik yaparak keşfediniz.</w:t>
+        <w:t xml:space="preserve">Bir otoparka saatte giren ve çıkan araç sayısı eşitlendiğinde otoparktaki araç sayısı sabit kalır. Otoparkın boş olduğu bir anda ise girişler çıkışlardan fazla olur ve araç sayısı artar. Kimyasal tepkimelerde de bir tepkimenin herhangi bir andaki durumuna bakarak dengeye ulaşıp ulaşmadığını ve dengeye hangi yönde ilerleyeceğini anlayabilir miyiz? Bir etkinlik yaparak keşfediniz. Analiz ve Keşif Atölyesi 2.4.’te bilimsel veriye dayalı tahminde bulunacaksınız: Farklı kaplardaki derişim verilerinden yola çıkarak tepkimenin dengede olup olmadığına ilişkin önermeler oluşturacak, tepkime oranını hesaplayarak tahminde bulunacak ve tahminlerinizi gözlem sonuçlarıyla sınayacaksınız. Farklı önermeleri tartışırken arkadaşlarınızı sözlerini kesmeden dinlemeniz saygı değerini, verileri dikkatle çözümlemeniz ise analitik düşünme eğiliminizi destekleyecektir.</w:t>
       </w:r>
     </w:p>
     <w:tbl>
@@ -802,7 +802,7 @@
           <w:rFonts w:ascii="Times New Roman" w:hAnsi="Times New Roman" w:cs="Times New Roman"/>
           <w:lang w:val="tr-TR"/>
         </w:rPr>
-        <w:t xml:space="preserve">Her bir kaptaki tepkimenin dengeye ulaşıp ulaşmadığına ve dengede değilse hangi yönde ilerleyeceğine ilişkin önermeler oluşturarak tabloya yazınız. Önermelerinizi gerekçeleriyle birlikte arkadaşlarınızla saygılı bir tartışma ortamında paylaşınız.</w:t>
+        <w:t xml:space="preserve">Her bir kaptaki tepkimenin dengeye ulaşıp ulaşmadığına ve dengede değilse hangi yönde ilerleyeceğine ilişkin önermeler oluşturarak tabloya yazınız. Önermelerinizi gerekçeleriyle birlikte arkadaşlarınızla saygılı bir tartışma ortamında paylaşınız. Tartışma sırasında söz almak için sıranızı bekleyiniz, arkadaşlarınızın sözünü kesmeden onları dinleyiniz ve farklı görüşlere saygı gösteriniz.</w:t>
       </w:r>
     </w:p>
     <w:p>
@@ -1167,8 +1167,8 @@
       <w:r>
         <w:rPr>
           <w:rFonts w:ascii="Times New Roman" w:hAnsi="Times New Roman" w:cs="Times New Roman"/>
+          <w:lang w:val="tr-TR"/>
           <w:vertAlign w:val="subscript"/>
-          <w:lang w:val="tr-TR"/>
         </w:rPr>
         <w:t xml:space="preserve">c</w:t>
       </w:r>
@@ -1177,7 +1177,7 @@
           <w:rFonts w:ascii="Times New Roman" w:hAnsi="Times New Roman" w:cs="Times New Roman"/>
           <w:lang w:val="tr-TR"/>
         </w:rPr>
-        <w:t xml:space="preserve"> ile karşılaştırınız.</w:t>
+        <w:t xml:space="preserve"> ile karşılaştırınız. Bu karşılaştırmaya dayanarak her kaptaki tepkimenin dengede olup olmadığını, dengede değilse hangi yönde ilerleyeceğini tahmin ediniz.</w:t>
       </w:r>
     </w:p>
     <w:p>

--- a/Kim11-2-4-Tepkime-Orani.docx
+++ b/Kim11-2-4-Tepkime-Orani.docx
@@ -1417,7 +1417,7 @@
           <w:rFonts w:ascii="Times New Roman" w:hAnsi="Times New Roman" w:cs="Times New Roman"/>
           <w:lang w:val="tr-TR"/>
         </w:rPr>
-        <w:t xml:space="preserve">Analiz ve Keşif Atölyesi 2.4.’te Q değerinin K</w:t>
+        <w:t xml:space="preserve">Tersinir bir tepkimenin herhangi bir andaki durumu tepkime oranı ile belirlenebilir. Derişimler kullanılarak hesaplanan tepkime oranı Q</w:t>
       </w:r>
       <w:r>
         <w:rPr>
@@ -1432,7 +1432,7 @@
           <w:rFonts w:ascii="Times New Roman" w:hAnsi="Times New Roman" w:cs="Times New Roman"/>
           <w:lang w:val="tr-TR"/>
         </w:rPr>
-        <w:t xml:space="preserve">’den küçük olduğu kap 2’de NO</w:t>
+        <w:t xml:space="preserve">, derişimler türünden denge sabiti ise K</w:t>
       </w:r>
       <w:r>
         <w:rPr>
@@ -1440,14 +1440,14 @@
           <w:lang w:val="tr-TR"/>
           <w:vertAlign w:val="subscript"/>
         </w:rPr>
-        <w:t xml:space="preserve">2</w:t>
-      </w:r>
-      <w:r>
-        <w:rPr>
-          <w:rFonts w:ascii="Times New Roman" w:hAnsi="Times New Roman" w:cs="Times New Roman"/>
-          <w:lang w:val="tr-TR"/>
-        </w:rPr>
-        <w:t xml:space="preserve"> derişiminin arttığını, büyük olduğu kap 3’te ise azaldığını, Q = K</w:t>
+        <w:t xml:space="preserve">c</w:t>
+      </w:r>
+      <w:r>
+        <w:rPr>
+          <w:rFonts w:ascii="Times New Roman" w:hAnsi="Times New Roman" w:cs="Times New Roman"/>
+          <w:lang w:val="tr-TR"/>
+        </w:rPr>
+        <w:t xml:space="preserve"> ile gösterilir. Aynı sıcaklıkta Q</w:t>
       </w:r>
       <w:r>
         <w:rPr>
@@ -1462,7 +1462,7 @@
           <w:rFonts w:ascii="Times New Roman" w:hAnsi="Times New Roman" w:cs="Times New Roman"/>
           <w:lang w:val="tr-TR"/>
         </w:rPr>
-        <w:t xml:space="preserve"> olan kap 1 ve kap 4’te ise derişimlerin değişmediğini fark ettiniz. Bu bulgu, tersinir bir tepkimenin herhangi bir andaki durumunun tepkime oranı (Q) ile belirlenebileceğini gösterir. Derişimler kullanılarak hesaplanan tepkime oranı Q</w:t>
+        <w:t xml:space="preserve"> değeri K</w:t>
       </w:r>
       <w:r>
         <w:rPr>
@@ -1477,7 +1477,7 @@
           <w:rFonts w:ascii="Times New Roman" w:hAnsi="Times New Roman" w:cs="Times New Roman"/>
           <w:lang w:val="tr-TR"/>
         </w:rPr>
-        <w:t xml:space="preserve">, derişimler türünden denge sabiti ise K</w:t>
+        <w:t xml:space="preserve"> ile karşılaştırılarak tepkimenin dengede olup olmadığı, dengede değilse dengeye ulaşmak için hangi yönde ilerleyeceği tahmin edilir. İleri ve geri tepkime hızları r</w:t>
       </w:r>
       <w:r>
         <w:rPr>
@@ -1485,14 +1485,29 @@
           <w:lang w:val="tr-TR"/>
           <w:vertAlign w:val="subscript"/>
         </w:rPr>
-        <w:t xml:space="preserve">c</w:t>
-      </w:r>
-      <w:r>
-        <w:rPr>
-          <w:rFonts w:ascii="Times New Roman" w:hAnsi="Times New Roman" w:cs="Times New Roman"/>
-          <w:lang w:val="tr-TR"/>
-        </w:rPr>
-        <w:t xml:space="preserve"> ile de gösterilir. Tepkime oranı, denge sabiti ifadesiyle aynı şekilde yazılır ancak o andaki derişimler kullanılarak hesaplanır. Q değeri denge sabiti (K) ile karşılaştırılarak tepkimenin dengede olup olmadığı ve dengede değilse hangi yönde ilerleyeceği tahmin edilebilir:</w:t>
+        <w:t xml:space="preserve">i</w:t>
+      </w:r>
+      <w:r>
+        <w:rPr>
+          <w:rFonts w:ascii="Times New Roman" w:hAnsi="Times New Roman" w:cs="Times New Roman"/>
+          <w:lang w:val="tr-TR"/>
+        </w:rPr>
+        <w:t xml:space="preserve"> ve r</w:t>
+      </w:r>
+      <w:r>
+        <w:rPr>
+          <w:rFonts w:ascii="Times New Roman" w:hAnsi="Times New Roman" w:cs="Times New Roman"/>
+          <w:lang w:val="tr-TR"/>
+          <w:vertAlign w:val="subscript"/>
+        </w:rPr>
+        <w:t xml:space="preserve">g</w:t>
+      </w:r>
+      <w:r>
+        <w:rPr>
+          <w:rFonts w:ascii="Times New Roman" w:hAnsi="Times New Roman" w:cs="Times New Roman"/>
+          <w:lang w:val="tr-TR"/>
+        </w:rPr>
+        <w:t xml:space="preserve"> ile gösterildiğinde bu karşılaştırmanın sonuçları aşağıdaki gibi özetlenebilir:</w:t>
       </w:r>
     </w:p>
     <w:tbl>
@@ -1655,7 +1670,36 @@
                 <w:szCs w:val="20"/>
                 <w:lang w:val="tr-TR"/>
               </w:rPr>
-              <w:t xml:space="preserve">Q = K</w:t>
+              <w:t xml:space="preserve">Q</w:t>
+            </w:r>
+            <w:r>
+              <w:rPr>
+                <w:rFonts w:ascii="Times New Roman" w:hAnsi="Times New Roman" w:cs="Times New Roman"/>
+                <w:sz w:val="20"/>
+                <w:szCs w:val="20"/>
+                <w:lang w:val="tr-TR"/>
+                <w:vertAlign w:val="subscript"/>
+              </w:rPr>
+              <w:t xml:space="preserve">c</w:t>
+            </w:r>
+            <w:r>
+              <w:rPr>
+                <w:rFonts w:ascii="Times New Roman" w:hAnsi="Times New Roman" w:cs="Times New Roman"/>
+                <w:sz w:val="20"/>
+                <w:szCs w:val="20"/>
+                <w:lang w:val="tr-TR"/>
+              </w:rPr>
+              <w:t xml:space="preserve"> = K</w:t>
+            </w:r>
+            <w:r>
+              <w:rPr>
+                <w:rFonts w:ascii="Times New Roman" w:hAnsi="Times New Roman" w:cs="Times New Roman"/>
+                <w:sz w:val="20"/>
+                <w:szCs w:val="20"/>
+                <w:lang w:val="tr-TR"/>
+                <w:vertAlign w:val="subscript"/>
+              </w:rPr>
+              <w:t xml:space="preserve">c</w:t>
             </w:r>
           </w:p>
         </w:tc>
@@ -1727,7 +1771,36 @@
                 <w:szCs w:val="20"/>
                 <w:lang w:val="tr-TR"/>
               </w:rPr>
-              <w:t xml:space="preserve">İleri hız = geri hız</w:t>
+              <w:t xml:space="preserve">r</w:t>
+            </w:r>
+            <w:r>
+              <w:rPr>
+                <w:rFonts w:ascii="Times New Roman" w:hAnsi="Times New Roman" w:cs="Times New Roman"/>
+                <w:sz w:val="20"/>
+                <w:szCs w:val="20"/>
+                <w:lang w:val="tr-TR"/>
+                <w:vertAlign w:val="subscript"/>
+              </w:rPr>
+              <w:t xml:space="preserve">i</w:t>
+            </w:r>
+            <w:r>
+              <w:rPr>
+                <w:rFonts w:ascii="Times New Roman" w:hAnsi="Times New Roman" w:cs="Times New Roman"/>
+                <w:sz w:val="20"/>
+                <w:szCs w:val="20"/>
+                <w:lang w:val="tr-TR"/>
+              </w:rPr>
+              <w:t xml:space="preserve"> = r</w:t>
+            </w:r>
+            <w:r>
+              <w:rPr>
+                <w:rFonts w:ascii="Times New Roman" w:hAnsi="Times New Roman" w:cs="Times New Roman"/>
+                <w:sz w:val="20"/>
+                <w:szCs w:val="20"/>
+                <w:lang w:val="tr-TR"/>
+                <w:vertAlign w:val="subscript"/>
+              </w:rPr>
+              <w:t xml:space="preserve">g</w:t>
             </w:r>
           </w:p>
         </w:tc>
@@ -1753,7 +1826,36 @@
                 <w:szCs w:val="20"/>
                 <w:lang w:val="tr-TR"/>
               </w:rPr>
-              <w:t xml:space="preserve">Q &lt; K</w:t>
+              <w:t xml:space="preserve">Q</w:t>
+            </w:r>
+            <w:r>
+              <w:rPr>
+                <w:rFonts w:ascii="Times New Roman" w:hAnsi="Times New Roman" w:cs="Times New Roman"/>
+                <w:sz w:val="20"/>
+                <w:szCs w:val="20"/>
+                <w:lang w:val="tr-TR"/>
+                <w:vertAlign w:val="subscript"/>
+              </w:rPr>
+              <w:t xml:space="preserve">c</w:t>
+            </w:r>
+            <w:r>
+              <w:rPr>
+                <w:rFonts w:ascii="Times New Roman" w:hAnsi="Times New Roman" w:cs="Times New Roman"/>
+                <w:sz w:val="20"/>
+                <w:szCs w:val="20"/>
+                <w:lang w:val="tr-TR"/>
+              </w:rPr>
+              <w:t xml:space="preserve"> &lt; K</w:t>
+            </w:r>
+            <w:r>
+              <w:rPr>
+                <w:rFonts w:ascii="Times New Roman" w:hAnsi="Times New Roman" w:cs="Times New Roman"/>
+                <w:sz w:val="20"/>
+                <w:szCs w:val="20"/>
+                <w:lang w:val="tr-TR"/>
+                <w:vertAlign w:val="subscript"/>
+              </w:rPr>
+              <w:t xml:space="preserve">c</w:t>
             </w:r>
           </w:p>
         </w:tc>
@@ -1777,7 +1879,26 @@
                 <w:szCs w:val="20"/>
                 <w:lang w:val="tr-TR"/>
               </w:rPr>
-              <w:t xml:space="preserve">Ürün derişimleri dengedekinden düşük, tepken derişimleri yüksektir.</w:t>
+              <w:t xml:space="preserve">Ürün derişimlerinin tepken derişimlerine oranı (Q</w:t>
+            </w:r>
+            <w:r>
+              <w:rPr>
+                <w:rFonts w:ascii="Times New Roman" w:hAnsi="Times New Roman" w:cs="Times New Roman"/>
+                <w:sz w:val="20"/>
+                <w:szCs w:val="20"/>
+                <w:lang w:val="tr-TR"/>
+                <w:vertAlign w:val="subscript"/>
+              </w:rPr>
+              <w:t xml:space="preserve">c</w:t>
+            </w:r>
+            <w:r>
+              <w:rPr>
+                <w:rFonts w:ascii="Times New Roman" w:hAnsi="Times New Roman" w:cs="Times New Roman"/>
+                <w:sz w:val="20"/>
+                <w:szCs w:val="20"/>
+                <w:lang w:val="tr-TR"/>
+              </w:rPr>
+              <w:t xml:space="preserve">) dengedekinden küçüktür.</w:t>
             </w:r>
           </w:p>
         </w:tc>
@@ -1825,7 +1946,83 @@
                 <w:szCs w:val="20"/>
                 <w:lang w:val="tr-TR"/>
               </w:rPr>
-              <w:t xml:space="preserve">İleri hız &gt; geri hız; dengeye kadar ileri hız azalır, geri hız artar.</w:t>
+              <w:t xml:space="preserve">r</w:t>
+            </w:r>
+            <w:r>
+              <w:rPr>
+                <w:rFonts w:ascii="Times New Roman" w:hAnsi="Times New Roman" w:cs="Times New Roman"/>
+                <w:sz w:val="20"/>
+                <w:szCs w:val="20"/>
+                <w:lang w:val="tr-TR"/>
+                <w:vertAlign w:val="subscript"/>
+              </w:rPr>
+              <w:t xml:space="preserve">i</w:t>
+            </w:r>
+            <w:r>
+              <w:rPr>
+                <w:rFonts w:ascii="Times New Roman" w:hAnsi="Times New Roman" w:cs="Times New Roman"/>
+                <w:sz w:val="20"/>
+                <w:szCs w:val="20"/>
+                <w:lang w:val="tr-TR"/>
+              </w:rPr>
+              <w:t xml:space="preserve"> &gt; r</w:t>
+            </w:r>
+            <w:r>
+              <w:rPr>
+                <w:rFonts w:ascii="Times New Roman" w:hAnsi="Times New Roman" w:cs="Times New Roman"/>
+                <w:sz w:val="20"/>
+                <w:szCs w:val="20"/>
+                <w:lang w:val="tr-TR"/>
+                <w:vertAlign w:val="subscript"/>
+              </w:rPr>
+              <w:t xml:space="preserve">g</w:t>
+            </w:r>
+            <w:r>
+              <w:rPr>
+                <w:rFonts w:ascii="Times New Roman" w:hAnsi="Times New Roman" w:cs="Times New Roman"/>
+                <w:sz w:val="20"/>
+                <w:szCs w:val="20"/>
+                <w:lang w:val="tr-TR"/>
+              </w:rPr>
+              <w:t xml:space="preserve">; dengeye ulaşılıncaya kadar r</w:t>
+            </w:r>
+            <w:r>
+              <w:rPr>
+                <w:rFonts w:ascii="Times New Roman" w:hAnsi="Times New Roman" w:cs="Times New Roman"/>
+                <w:sz w:val="20"/>
+                <w:szCs w:val="20"/>
+                <w:lang w:val="tr-TR"/>
+                <w:vertAlign w:val="subscript"/>
+              </w:rPr>
+              <w:t xml:space="preserve">i</w:t>
+            </w:r>
+            <w:r>
+              <w:rPr>
+                <w:rFonts w:ascii="Times New Roman" w:hAnsi="Times New Roman" w:cs="Times New Roman"/>
+                <w:sz w:val="20"/>
+                <w:szCs w:val="20"/>
+                <w:lang w:val="tr-TR"/>
+              </w:rPr>
+              <w:t xml:space="preserve"> azalır, r</w:t>
+            </w:r>
+            <w:r>
+              <w:rPr>
+                <w:rFonts w:ascii="Times New Roman" w:hAnsi="Times New Roman" w:cs="Times New Roman"/>
+                <w:sz w:val="20"/>
+                <w:szCs w:val="20"/>
+                <w:lang w:val="tr-TR"/>
+                <w:vertAlign w:val="subscript"/>
+              </w:rPr>
+              <w:t xml:space="preserve">g</w:t>
+            </w:r>
+            <w:r>
+              <w:rPr>
+                <w:rFonts w:ascii="Times New Roman" w:hAnsi="Times New Roman" w:cs="Times New Roman"/>
+                <w:sz w:val="20"/>
+                <w:szCs w:val="20"/>
+                <w:lang w:val="tr-TR"/>
+              </w:rPr>
+              <w:t xml:space="preserve"> artar.</w:t>
             </w:r>
           </w:p>
         </w:tc>
@@ -1851,7 +2048,36 @@
                 <w:szCs w:val="20"/>
                 <w:lang w:val="tr-TR"/>
               </w:rPr>
-              <w:t xml:space="preserve">Q &gt; K</w:t>
+              <w:t xml:space="preserve">Q</w:t>
+            </w:r>
+            <w:r>
+              <w:rPr>
+                <w:rFonts w:ascii="Times New Roman" w:hAnsi="Times New Roman" w:cs="Times New Roman"/>
+                <w:sz w:val="20"/>
+                <w:szCs w:val="20"/>
+                <w:lang w:val="tr-TR"/>
+                <w:vertAlign w:val="subscript"/>
+              </w:rPr>
+              <w:t xml:space="preserve">c</w:t>
+            </w:r>
+            <w:r>
+              <w:rPr>
+                <w:rFonts w:ascii="Times New Roman" w:hAnsi="Times New Roman" w:cs="Times New Roman"/>
+                <w:sz w:val="20"/>
+                <w:szCs w:val="20"/>
+                <w:lang w:val="tr-TR"/>
+              </w:rPr>
+              <w:t xml:space="preserve"> &gt; K</w:t>
+            </w:r>
+            <w:r>
+              <w:rPr>
+                <w:rFonts w:ascii="Times New Roman" w:hAnsi="Times New Roman" w:cs="Times New Roman"/>
+                <w:sz w:val="20"/>
+                <w:szCs w:val="20"/>
+                <w:lang w:val="tr-TR"/>
+                <w:vertAlign w:val="subscript"/>
+              </w:rPr>
+              <w:t xml:space="preserve">c</w:t>
             </w:r>
           </w:p>
         </w:tc>
@@ -1875,7 +2101,26 @@
                 <w:szCs w:val="20"/>
                 <w:lang w:val="tr-TR"/>
               </w:rPr>
-              <w:t xml:space="preserve">Ürün derişimleri dengedekinden yüksek, tepken derişimleri düşüktür.</w:t>
+              <w:t xml:space="preserve">Ürün derişimlerinin tepken derişimlerine oranı (Q</w:t>
+            </w:r>
+            <w:r>
+              <w:rPr>
+                <w:rFonts w:ascii="Times New Roman" w:hAnsi="Times New Roman" w:cs="Times New Roman"/>
+                <w:sz w:val="20"/>
+                <w:szCs w:val="20"/>
+                <w:lang w:val="tr-TR"/>
+                <w:vertAlign w:val="subscript"/>
+              </w:rPr>
+              <w:t xml:space="preserve">c</w:t>
+            </w:r>
+            <w:r>
+              <w:rPr>
+                <w:rFonts w:ascii="Times New Roman" w:hAnsi="Times New Roman" w:cs="Times New Roman"/>
+                <w:sz w:val="20"/>
+                <w:szCs w:val="20"/>
+                <w:lang w:val="tr-TR"/>
+              </w:rPr>
+              <w:t xml:space="preserve">) dengedekinden büyüktür.</w:t>
             </w:r>
           </w:p>
         </w:tc>
@@ -1923,7 +2168,83 @@
                 <w:szCs w:val="20"/>
                 <w:lang w:val="tr-TR"/>
               </w:rPr>
-              <w:t xml:space="preserve">Geri hız &gt; ileri hız; dengeye kadar geri hız azalır, ileri hız artar.</w:t>
+              <w:t xml:space="preserve">r</w:t>
+            </w:r>
+            <w:r>
+              <w:rPr>
+                <w:rFonts w:ascii="Times New Roman" w:hAnsi="Times New Roman" w:cs="Times New Roman"/>
+                <w:sz w:val="20"/>
+                <w:szCs w:val="20"/>
+                <w:lang w:val="tr-TR"/>
+                <w:vertAlign w:val="subscript"/>
+              </w:rPr>
+              <w:t xml:space="preserve">g</w:t>
+            </w:r>
+            <w:r>
+              <w:rPr>
+                <w:rFonts w:ascii="Times New Roman" w:hAnsi="Times New Roman" w:cs="Times New Roman"/>
+                <w:sz w:val="20"/>
+                <w:szCs w:val="20"/>
+                <w:lang w:val="tr-TR"/>
+              </w:rPr>
+              <w:t xml:space="preserve"> &gt; r</w:t>
+            </w:r>
+            <w:r>
+              <w:rPr>
+                <w:rFonts w:ascii="Times New Roman" w:hAnsi="Times New Roman" w:cs="Times New Roman"/>
+                <w:sz w:val="20"/>
+                <w:szCs w:val="20"/>
+                <w:lang w:val="tr-TR"/>
+                <w:vertAlign w:val="subscript"/>
+              </w:rPr>
+              <w:t xml:space="preserve">i</w:t>
+            </w:r>
+            <w:r>
+              <w:rPr>
+                <w:rFonts w:ascii="Times New Roman" w:hAnsi="Times New Roman" w:cs="Times New Roman"/>
+                <w:sz w:val="20"/>
+                <w:szCs w:val="20"/>
+                <w:lang w:val="tr-TR"/>
+              </w:rPr>
+              <w:t xml:space="preserve">; dengeye ulaşılıncaya kadar r</w:t>
+            </w:r>
+            <w:r>
+              <w:rPr>
+                <w:rFonts w:ascii="Times New Roman" w:hAnsi="Times New Roman" w:cs="Times New Roman"/>
+                <w:sz w:val="20"/>
+                <w:szCs w:val="20"/>
+                <w:lang w:val="tr-TR"/>
+                <w:vertAlign w:val="subscript"/>
+              </w:rPr>
+              <w:t xml:space="preserve">g</w:t>
+            </w:r>
+            <w:r>
+              <w:rPr>
+                <w:rFonts w:ascii="Times New Roman" w:hAnsi="Times New Roman" w:cs="Times New Roman"/>
+                <w:sz w:val="20"/>
+                <w:szCs w:val="20"/>
+                <w:lang w:val="tr-TR"/>
+              </w:rPr>
+              <w:t xml:space="preserve"> azalır, r</w:t>
+            </w:r>
+            <w:r>
+              <w:rPr>
+                <w:rFonts w:ascii="Times New Roman" w:hAnsi="Times New Roman" w:cs="Times New Roman"/>
+                <w:sz w:val="20"/>
+                <w:szCs w:val="20"/>
+                <w:lang w:val="tr-TR"/>
+                <w:vertAlign w:val="subscript"/>
+              </w:rPr>
+              <w:t xml:space="preserve">i</w:t>
+            </w:r>
+            <w:r>
+              <w:rPr>
+                <w:rFonts w:ascii="Times New Roman" w:hAnsi="Times New Roman" w:cs="Times New Roman"/>
+                <w:sz w:val="20"/>
+                <w:szCs w:val="20"/>
+                <w:lang w:val="tr-TR"/>
+              </w:rPr>
+              <w:t xml:space="preserve"> artar.</w:t>
             </w:r>
           </w:p>
         </w:tc>
@@ -1951,7 +2272,217 @@
           <w:rFonts w:ascii="Times New Roman" w:hAnsi="Times New Roman" w:cs="Times New Roman"/>
           <w:lang w:val="tr-TR"/>
         </w:rPr>
-        <w:t xml:space="preserve">Analiz ve Keşif Atölyesi 2.4.’te kap 4’teki derişimler kap 1’dekilerden farklı olduğu hâlde Q = K olduğu için kap 4 de dengededir. Bu durum, dengede tepken ve ürün derişimlerinin belirli değerlere sahip olması gerekmediğini; aynı sıcaklıkta sonsuz sayıda farklı denge derişimi bileşiminin bulunabileceğini, ancak bu derişimlerin hepsinin aynı K değerini sağlaması gerektiğini gösterir.</w:t>
+        <w:t xml:space="preserve">Dengede tepken ve ürün derişimlerinin belirli değerlere sahip olması gerekmez. Örneğin belirli bir sıcaklıkta 2BrCl(g) ⇌ Br</w:t>
+      </w:r>
+      <w:r>
+        <w:rPr>
+          <w:rFonts w:ascii="Times New Roman" w:hAnsi="Times New Roman" w:cs="Times New Roman"/>
+          <w:lang w:val="tr-TR"/>
+          <w:vertAlign w:val="subscript"/>
+        </w:rPr>
+        <w:t xml:space="preserve">2</w:t>
+      </w:r>
+      <w:r>
+        <w:rPr>
+          <w:rFonts w:ascii="Times New Roman" w:hAnsi="Times New Roman" w:cs="Times New Roman"/>
+          <w:lang w:val="tr-TR"/>
+        </w:rPr>
+        <w:t xml:space="preserve">(g) + Cl</w:t>
+      </w:r>
+      <w:r>
+        <w:rPr>
+          <w:rFonts w:ascii="Times New Roman" w:hAnsi="Times New Roman" w:cs="Times New Roman"/>
+          <w:lang w:val="tr-TR"/>
+          <w:vertAlign w:val="subscript"/>
+        </w:rPr>
+        <w:t xml:space="preserve">2</w:t>
+      </w:r>
+      <w:r>
+        <w:rPr>
+          <w:rFonts w:ascii="Times New Roman" w:hAnsi="Times New Roman" w:cs="Times New Roman"/>
+          <w:lang w:val="tr-TR"/>
+        </w:rPr>
+        <w:t xml:space="preserve">(g) tepkimesi için K</w:t>
+      </w:r>
+      <w:r>
+        <w:rPr>
+          <w:rFonts w:ascii="Times New Roman" w:hAnsi="Times New Roman" w:cs="Times New Roman"/>
+          <w:lang w:val="tr-TR"/>
+          <w:vertAlign w:val="subscript"/>
+        </w:rPr>
+        <w:t xml:space="preserve">c</w:t>
+      </w:r>
+      <w:r>
+        <w:rPr>
+          <w:rFonts w:ascii="Times New Roman" w:hAnsi="Times New Roman" w:cs="Times New Roman"/>
+          <w:lang w:val="tr-TR"/>
+        </w:rPr>
+        <w:t xml:space="preserve"> = 0,25’tir. Bu sıcaklıkta [BrCl] = 0,20 mol/L, [Br</w:t>
+      </w:r>
+      <w:r>
+        <w:rPr>
+          <w:rFonts w:ascii="Times New Roman" w:hAnsi="Times New Roman" w:cs="Times New Roman"/>
+          <w:lang w:val="tr-TR"/>
+          <w:vertAlign w:val="subscript"/>
+        </w:rPr>
+        <w:t xml:space="preserve">2</w:t>
+      </w:r>
+      <w:r>
+        <w:rPr>
+          <w:rFonts w:ascii="Times New Roman" w:hAnsi="Times New Roman" w:cs="Times New Roman"/>
+          <w:lang w:val="tr-TR"/>
+        </w:rPr>
+        <w:t xml:space="preserve">] = [Cl</w:t>
+      </w:r>
+      <w:r>
+        <w:rPr>
+          <w:rFonts w:ascii="Times New Roman" w:hAnsi="Times New Roman" w:cs="Times New Roman"/>
+          <w:lang w:val="tr-TR"/>
+          <w:vertAlign w:val="subscript"/>
+        </w:rPr>
+        <w:t xml:space="preserve">2</w:t>
+      </w:r>
+      <w:r>
+        <w:rPr>
+          <w:rFonts w:ascii="Times New Roman" w:hAnsi="Times New Roman" w:cs="Times New Roman"/>
+          <w:lang w:val="tr-TR"/>
+        </w:rPr>
+        <w:t xml:space="preserve">] = 0,10 mol/L olan bir karışımda Q</w:t>
+      </w:r>
+      <w:r>
+        <w:rPr>
+          <w:rFonts w:ascii="Times New Roman" w:hAnsi="Times New Roman" w:cs="Times New Roman"/>
+          <w:lang w:val="tr-TR"/>
+          <w:vertAlign w:val="subscript"/>
+        </w:rPr>
+        <w:t xml:space="preserve">c</w:t>
+      </w:r>
+      <w:r>
+        <w:rPr>
+          <w:rFonts w:ascii="Times New Roman" w:hAnsi="Times New Roman" w:cs="Times New Roman"/>
+          <w:lang w:val="tr-TR"/>
+        </w:rPr>
+        <w:t xml:space="preserve"> = (0,10·0,10) / (0,20)</w:t>
+      </w:r>
+      <w:r>
+        <w:rPr>
+          <w:rFonts w:ascii="Times New Roman" w:hAnsi="Times New Roman" w:cs="Times New Roman"/>
+          <w:lang w:val="tr-TR"/>
+          <w:vertAlign w:val="superscript"/>
+        </w:rPr>
+        <w:t xml:space="preserve">2</w:t>
+      </w:r>
+      <w:r>
+        <w:rPr>
+          <w:rFonts w:ascii="Times New Roman" w:hAnsi="Times New Roman" w:cs="Times New Roman"/>
+          <w:lang w:val="tr-TR"/>
+        </w:rPr>
+        <w:t xml:space="preserve"> = 0,25; [BrCl] = 0,20 mol/L, [Br</w:t>
+      </w:r>
+      <w:r>
+        <w:rPr>
+          <w:rFonts w:ascii="Times New Roman" w:hAnsi="Times New Roman" w:cs="Times New Roman"/>
+          <w:lang w:val="tr-TR"/>
+          <w:vertAlign w:val="subscript"/>
+        </w:rPr>
+        <w:t xml:space="preserve">2</w:t>
+      </w:r>
+      <w:r>
+        <w:rPr>
+          <w:rFonts w:ascii="Times New Roman" w:hAnsi="Times New Roman" w:cs="Times New Roman"/>
+          <w:lang w:val="tr-TR"/>
+        </w:rPr>
+        <w:t xml:space="preserve">] = 0,040 mol/L ve [Cl</w:t>
+      </w:r>
+      <w:r>
+        <w:rPr>
+          <w:rFonts w:ascii="Times New Roman" w:hAnsi="Times New Roman" w:cs="Times New Roman"/>
+          <w:lang w:val="tr-TR"/>
+          <w:vertAlign w:val="subscript"/>
+        </w:rPr>
+        <w:t xml:space="preserve">2</w:t>
+      </w:r>
+      <w:r>
+        <w:rPr>
+          <w:rFonts w:ascii="Times New Roman" w:hAnsi="Times New Roman" w:cs="Times New Roman"/>
+          <w:lang w:val="tr-TR"/>
+        </w:rPr>
+        <w:t xml:space="preserve">] = 0,25 mol/L olan başka bir karışımda ise Q</w:t>
+      </w:r>
+      <w:r>
+        <w:rPr>
+          <w:rFonts w:ascii="Times New Roman" w:hAnsi="Times New Roman" w:cs="Times New Roman"/>
+          <w:lang w:val="tr-TR"/>
+          <w:vertAlign w:val="subscript"/>
+        </w:rPr>
+        <w:t xml:space="preserve">c</w:t>
+      </w:r>
+      <w:r>
+        <w:rPr>
+          <w:rFonts w:ascii="Times New Roman" w:hAnsi="Times New Roman" w:cs="Times New Roman"/>
+          <w:lang w:val="tr-TR"/>
+        </w:rPr>
+        <w:t xml:space="preserve"> = (0,040·0,25) / (0,20)</w:t>
+      </w:r>
+      <w:r>
+        <w:rPr>
+          <w:rFonts w:ascii="Times New Roman" w:hAnsi="Times New Roman" w:cs="Times New Roman"/>
+          <w:lang w:val="tr-TR"/>
+          <w:vertAlign w:val="superscript"/>
+        </w:rPr>
+        <w:t xml:space="preserve">2</w:t>
+      </w:r>
+      <w:r>
+        <w:rPr>
+          <w:rFonts w:ascii="Times New Roman" w:hAnsi="Times New Roman" w:cs="Times New Roman"/>
+          <w:lang w:val="tr-TR"/>
+        </w:rPr>
+        <w:t xml:space="preserve"> = 0,25’tir. Derişimleri farklı olsa da iki karışımda da Q</w:t>
+      </w:r>
+      <w:r>
+        <w:rPr>
+          <w:rFonts w:ascii="Times New Roman" w:hAnsi="Times New Roman" w:cs="Times New Roman"/>
+          <w:lang w:val="tr-TR"/>
+          <w:vertAlign w:val="subscript"/>
+        </w:rPr>
+        <w:t xml:space="preserve">c</w:t>
+      </w:r>
+      <w:r>
+        <w:rPr>
+          <w:rFonts w:ascii="Times New Roman" w:hAnsi="Times New Roman" w:cs="Times New Roman"/>
+          <w:lang w:val="tr-TR"/>
+        </w:rPr>
+        <w:t xml:space="preserve"> = K</w:t>
+      </w:r>
+      <w:r>
+        <w:rPr>
+          <w:rFonts w:ascii="Times New Roman" w:hAnsi="Times New Roman" w:cs="Times New Roman"/>
+          <w:lang w:val="tr-TR"/>
+          <w:vertAlign w:val="subscript"/>
+        </w:rPr>
+        <w:t xml:space="preserve">c</w:t>
+      </w:r>
+      <w:r>
+        <w:rPr>
+          <w:rFonts w:ascii="Times New Roman" w:hAnsi="Times New Roman" w:cs="Times New Roman"/>
+          <w:lang w:val="tr-TR"/>
+        </w:rPr>
+        <w:t xml:space="preserve"> olduğundan her ikisi de dengededir. Aynı sıcaklıkta sonsuz sayıda farklı denge bileşimi bulunabilir; ancak bu bileşimlerin hepsi aynı K</w:t>
+      </w:r>
+      <w:r>
+        <w:rPr>
+          <w:rFonts w:ascii="Times New Roman" w:hAnsi="Times New Roman" w:cs="Times New Roman"/>
+          <w:lang w:val="tr-TR"/>
+          <w:vertAlign w:val="subscript"/>
+        </w:rPr>
+        <w:t xml:space="preserve">c</w:t>
+      </w:r>
+      <w:r>
+        <w:rPr>
+          <w:rFonts w:ascii="Times New Roman" w:hAnsi="Times New Roman" w:cs="Times New Roman"/>
+          <w:lang w:val="tr-TR"/>
+        </w:rPr>
+        <w:t xml:space="preserve"> değerini sağlar.</w:t>
       </w:r>
     </w:p>
     <w:p>

--- a/Kim11-2-4-Tepkime-Orani.docx
+++ b/Kim11-2-4-Tepkime-Orani.docx
@@ -36,7 +36,7 @@
           <w:rFonts w:ascii="Times New Roman" w:hAnsi="Times New Roman" w:cs="Times New Roman"/>
           <w:lang w:val="tr-TR"/>
         </w:rPr>
-        <w:t xml:space="preserve">Bir otoparka saatte giren ve çıkan araç sayısı eşitlendiğinde otoparktaki araç sayısı sabit kalır. Otoparkın boş olduğu bir anda ise girişler çıkışlardan fazla olur ve araç sayısı artar. Kimyasal tepkimelerde de bir tepkimenin herhangi bir andaki durumuna bakarak dengeye ulaşıp ulaşmadığını ve dengeye hangi yönde ilerleyeceğini anlayabilir miyiz? Bir etkinlik yaparak keşfediniz. Analiz ve Keşif Atölyesi 2.4.’te bilimsel veriye dayalı tahminde bulunacaksınız: Farklı kaplardaki derişim verilerinden yola çıkarak tepkimenin dengede olup olmadığına ilişkin önermeler oluşturacak, tepkime oranını hesaplayarak tahminde bulunacak ve tahminlerinizi gözlem sonuçlarıyla sınayacaksınız. Farklı önermeleri tartışırken arkadaşlarınızı sözlerini kesmeden dinlemeniz saygı değerini, verileri dikkatle çözümlemeniz ise analitik düşünme eğiliminizi destekleyecektir.</w:t>
+        <w:t xml:space="preserve">Bir otoparka saatte giren ve çıkan araç sayısı eşitlendiğinde otoparktaki araç sayısı sabit kalır. Otoparkın boş olduğu bir anda ise girişler çıkışlardan fazla olur ve araç sayısı artar. Kimyasal tepkimelerde de bir tepkimenin herhangi bir andaki durumuna bakarak dengeye ulaşıp ulaşmadığını ve dengeye hangi yönde ilerleyeceğini anlayabilir miyiz? Bu sorunun cevabını bir etkinlik yaparak keşfediniz. Analiz ve Keşif Atölyesi 2.4.’te bilimsel veriye dayalı tahminde bulunacaksınız: Farklı kaplardaki derişim verilerinden yola çıkarak tepkimenin dengede olup olmadığına ilişkin önermeler oluşturacak, tepkime oranını hesaplayarak tahminde bulunacak ve tahminlerinizi gözlem sonuçlarıyla sınayacaksınız. Farklı önermeleri tartışırken arkadaşlarınızı sözlerini kesmeden dinlemeniz saygı değerini, verileri dikkatle çözümlemeniz ise analitik düşünme eğiliminizi destekleyecektir.</w:t>
       </w:r>
     </w:p>
     <w:tbl>

--- a/Kim11-2-4-Tepkime-Orani.docx
+++ b/Kim11-2-4-Tepkime-Orani.docx
@@ -36,7 +36,7 @@
           <w:rFonts w:ascii="Times New Roman" w:hAnsi="Times New Roman" w:cs="Times New Roman"/>
           <w:lang w:val="tr-TR"/>
         </w:rPr>
-        <w:t xml:space="preserve">Bir otoparka saatte giren ve çıkan araç sayısı eşitlendiğinde otoparktaki araç sayısı sabit kalır. Otoparkın boş olduğu bir anda ise girişler çıkışlardan fazla olur ve araç sayısı artar. Kimyasal tepkimelerde de bir tepkimenin herhangi bir andaki durumuna bakarak dengeye ulaşıp ulaşmadığını ve dengeye hangi yönde ilerleyeceğini anlayabilir miyiz? Bu sorunun cevabını bir etkinlik yaparak keşfediniz. Analiz ve Keşif Atölyesi 2.4.’te bilimsel veriye dayalı tahminde bulunacaksınız: Farklı kaplardaki derişim verilerinden yola çıkarak tepkimenin dengede olup olmadığına ilişkin önermeler oluşturacak, tepkime oranını hesaplayarak tahminde bulunacak ve tahminlerinizi gözlem sonuçlarıyla sınayacaksınız. Farklı önermeleri tartışırken arkadaşlarınızı sözlerini kesmeden dinlemeniz saygı değerini, verileri dikkatle çözümlemeniz ise analitik düşünme eğiliminizi destekleyecektir.</w:t>
+        <w:t xml:space="preserve">Bir otoparka saatte giren ve çıkan araç sayısı eşitlendiğinde otoparktaki araç sayısı sabit kalır (Görsel A). Otoparkın boş olduğu bir anda (Görsel B) ise girişler çıkışlardan fazla olur ve araç sayısı artar. Kimyasal tepkimelerde de bir tepkimenin herhangi bir andaki durumuna bakarak dengeye ulaşıp ulaşmadığını ve dengeye hangi yönde ilerleyeceğini anlayabilir miyiz? Bu sorunun cevabını bir etkinlik yaparak keşfediniz. Analiz ve Keşif Atölyesi 2.4.’te bilimsel veriye dayalı tahminde bulunacaksınız: Farklı kaplardaki derişim verilerinden yola çıkarak tepkimenin dengede olup olmadığına ilişkin önermeler oluşturacak, tepkime oranını hesaplayarak tahminde bulunacak ve tahminlerinizi gözlem sonuçlarıyla sınayacaksınız. Farklı önermeleri tartışırken arkadaşlarınızı sözlerini kesmeden dinlemeniz saygı değerini, verileri dikkatle çözümlemeniz ise analitik düşünme eğiliminizi destekleyecektir.</w:t>
       </w:r>
     </w:p>
     <w:tbl>
@@ -44,24 +44,98 @@
         <w:tblW w:w="9000" w:type="dxa"/>
         <w:jc w:val="center"/>
         <w:tblBorders>
-          <w:top w:val="single" w:sz="8" w:space="0" w:color="7F7F7F"/>
-          <w:left w:val="single" w:sz="8" w:space="0" w:color="7F7F7F"/>
-          <w:bottom w:val="single" w:sz="8" w:space="0" w:color="7F7F7F"/>
-          <w:right w:val="single" w:sz="8" w:space="0" w:color="7F7F7F"/>
+          <w:top w:val="nil"/>
+          <w:left w:val="nil"/>
+          <w:bottom w:val="nil"/>
+          <w:right w:val="nil"/>
+          <w:insideH w:val="nil"/>
+          <w:insideV w:val="nil"/>
         </w:tblBorders>
+        <w:tblLayout w:type="fixed"/>
       </w:tblPr>
       <w:tblGrid>
-        <w:gridCol w:w="9000"/>
+        <w:gridCol w:w="4500"/>
+        <w:gridCol w:w="4500"/>
       </w:tblGrid>
       <w:tr>
         <w:tc>
           <w:tcPr>
-            <w:tcW w:w="9000" w:type="dxa"/>
-            <w:shd w:val="clear" w:color="auto" w:fill="EDEDED"/>
+            <w:tcW w:w="4500" w:type="dxa"/>
           </w:tcPr>
+          <w:tbl>
+            <w:tblPr>
+              <w:tblW w:w="4300" w:type="dxa"/>
+              <w:jc w:val="center"/>
+              <w:tblBorders>
+                <w:top w:val="single" w:sz="8" w:space="0" w:color="7F7F7F"/>
+                <w:left w:val="single" w:sz="8" w:space="0" w:color="7F7F7F"/>
+                <w:bottom w:val="single" w:sz="8" w:space="0" w:color="7F7F7F"/>
+                <w:right w:val="single" w:sz="8" w:space="0" w:color="7F7F7F"/>
+              </w:tblBorders>
+            </w:tblPr>
+            <w:tblGrid>
+              <w:gridCol w:w="4300"/>
+            </w:tblGrid>
+            <w:tr>
+              <w:tc>
+                <w:tcPr>
+                  <w:tcW w:w="4300" w:type="dxa"/>
+                  <w:shd w:val="clear" w:color="auto" w:fill="EDEDED"/>
+                </w:tcPr>
+                <w:p>
+                  <w:pPr>
+                    <w:jc w:val="both"/>
+                    <w:rPr>
+                      <w:rFonts w:ascii="Times New Roman" w:hAnsi="Times New Roman" w:cs="Times New Roman"/>
+                      <w:lang w:val="tr-TR"/>
+                    </w:rPr>
+                  </w:pPr>
+                  <w:r>
+                    <w:rPr>
+                      <w:rFonts w:ascii="Times New Roman" w:hAnsi="Times New Roman" w:cs="Times New Roman"/>
+                      <w:lang w:val="tr-TR"/>
+                    </w:rPr>
+                    <w:t xml:space="preserve">GÖRSEL ALANI (Shutterstock)</w:t>
+                  </w:r>
+                </w:p>
+                <w:p>
+                  <w:pPr>
+                    <w:jc w:val="both"/>
+                    <w:rPr>
+                      <w:rFonts w:ascii="Times New Roman" w:hAnsi="Times New Roman" w:cs="Times New Roman"/>
+                      <w:lang w:val="tr-TR"/>
+                    </w:rPr>
+                  </w:pPr>
+                  <w:r>
+                    <w:rPr>
+                      <w:rFonts w:ascii="Times New Roman" w:hAnsi="Times New Roman" w:cs="Times New Roman"/>
+                      <w:lang w:val="tr-TR"/>
+                    </w:rPr>
+                    <w:t xml:space="preserve">Tarif: Bariyerli giriş ve çıkış kapıları görülen bir otopark; girişte ve çıkışta birer araç.</w:t>
+                  </w:r>
+                </w:p>
+                <w:p>
+                  <w:pPr>
+                    <w:jc w:val="both"/>
+                    <w:rPr>
+                      <w:rFonts w:ascii="Times New Roman" w:hAnsi="Times New Roman" w:cs="Times New Roman"/>
+                      <w:lang w:val="tr-TR"/>
+                    </w:rPr>
+                  </w:pPr>
+                  <w:r>
+                    <w:rPr>
+                      <w:rFonts w:ascii="Times New Roman" w:hAnsi="Times New Roman" w:cs="Times New Roman"/>
+                      <w:lang w:val="tr-TR"/>
+                    </w:rPr>
+                    <w:t xml:space="preserve">Shutter ID: 2207804187 (fotoğraf) — Entry barrier to car parking lot</w:t>
+                  </w:r>
+                </w:p>
+              </w:tc>
+            </w:tr>
+          </w:tbl>
           <w:p>
             <w:pPr>
-              <w:jc w:val="both"/>
+              <w:jc w:val="center"/>
               <w:rPr>
                 <w:rFonts w:ascii="Times New Roman" w:hAnsi="Times New Roman" w:cs="Times New Roman"/>
                 <w:lang w:val="tr-TR"/>
@@ -70,14 +144,99 @@
             <w:r>
               <w:rPr>
                 <w:rFonts w:ascii="Times New Roman" w:hAnsi="Times New Roman" w:cs="Times New Roman"/>
-                <w:lang w:val="tr-TR"/>
-              </w:rPr>
-              <w:t xml:space="preserve">GÖRSEL ALANI (Shutterstock)</w:t>
+                <w:b/>
+                <w:bCs/>
+                <w:lang w:val="tr-TR"/>
+              </w:rPr>
+              <w:t xml:space="preserve">Görsel A:</w:t>
+            </w:r>
+            <w:r>
+              <w:rPr>
+                <w:rFonts w:ascii="Times New Roman" w:hAnsi="Times New Roman" w:cs="Times New Roman"/>
+                <w:lang w:val="tr-TR"/>
+              </w:rPr>
+              <w:t xml:space="preserve"> Giriş ve çıkış kapısı olan bir otopark</w:t>
             </w:r>
           </w:p>
+        </w:tc>
+        <w:tc>
+          <w:tcPr>
+            <w:tcW w:w="4500" w:type="dxa"/>
+          </w:tcPr>
+          <w:tbl>
+            <w:tblPr>
+              <w:tblW w:w="4300" w:type="dxa"/>
+              <w:jc w:val="center"/>
+              <w:tblBorders>
+                <w:top w:val="single" w:sz="8" w:space="0" w:color="7F7F7F"/>
+                <w:left w:val="single" w:sz="8" w:space="0" w:color="7F7F7F"/>
+                <w:bottom w:val="single" w:sz="8" w:space="0" w:color="7F7F7F"/>
+                <w:right w:val="single" w:sz="8" w:space="0" w:color="7F7F7F"/>
+              </w:tblBorders>
+            </w:tblPr>
+            <w:tblGrid>
+              <w:gridCol w:w="4300"/>
+            </w:tblGrid>
+            <w:tr>
+              <w:tc>
+                <w:tcPr>
+                  <w:tcW w:w="4300" w:type="dxa"/>
+                  <w:shd w:val="clear" w:color="auto" w:fill="EDEDED"/>
+                </w:tcPr>
+                <w:p>
+                  <w:pPr>
+                    <w:jc w:val="both"/>
+                    <w:rPr>
+                      <w:rFonts w:ascii="Times New Roman" w:hAnsi="Times New Roman" w:cs="Times New Roman"/>
+                      <w:lang w:val="tr-TR"/>
+                    </w:rPr>
+                  </w:pPr>
+                  <w:r>
+                    <w:rPr>
+                      <w:rFonts w:ascii="Times New Roman" w:hAnsi="Times New Roman" w:cs="Times New Roman"/>
+                      <w:lang w:val="tr-TR"/>
+                    </w:rPr>
+                    <w:t xml:space="preserve">GÖRSEL ALANI (Shutterstock)</w:t>
+                  </w:r>
+                </w:p>
+                <w:p>
+                  <w:pPr>
+                    <w:jc w:val="both"/>
+                    <w:rPr>
+                      <w:rFonts w:ascii="Times New Roman" w:hAnsi="Times New Roman" w:cs="Times New Roman"/>
+                      <w:lang w:val="tr-TR"/>
+                    </w:rPr>
+                  </w:pPr>
+                  <w:r>
+                    <w:rPr>
+                      <w:rFonts w:ascii="Times New Roman" w:hAnsi="Times New Roman" w:cs="Times New Roman"/>
+                      <w:lang w:val="tr-TR"/>
+                    </w:rPr>
+                    <w:t xml:space="preserve">Tarif: Çizgileri belirgin, araçsız, geniş bir açık otopark.</w:t>
+                  </w:r>
+                </w:p>
+                <w:p>
+                  <w:pPr>
+                    <w:jc w:val="both"/>
+                    <w:rPr>
+                      <w:rFonts w:ascii="Times New Roman" w:hAnsi="Times New Roman" w:cs="Times New Roman"/>
+                      <w:lang w:val="tr-TR"/>
+                    </w:rPr>
+                  </w:pPr>
+                  <w:r>
+                    <w:rPr>
+                      <w:rFonts w:ascii="Times New Roman" w:hAnsi="Times New Roman" w:cs="Times New Roman"/>
+                      <w:lang w:val="tr-TR"/>
+                    </w:rPr>
+                    <w:t xml:space="preserve">Shutter ID: 2734182717 (fotoğraf) — Wide empty asphalt parking lot with white painted lines</w:t>
+                  </w:r>
+                </w:p>
+              </w:tc>
+            </w:tr>
+          </w:tbl>
           <w:p>
             <w:pPr>
-              <w:jc w:val="both"/>
+              <w:jc w:val="center"/>
               <w:rPr>
                 <w:rFonts w:ascii="Times New Roman" w:hAnsi="Times New Roman" w:cs="Times New Roman"/>
                 <w:lang w:val="tr-TR"/>
@@ -86,64 +245,23 @@
             <w:r>
               <w:rPr>
                 <w:rFonts w:ascii="Times New Roman" w:hAnsi="Times New Roman" w:cs="Times New Roman"/>
-                <w:lang w:val="tr-TR"/>
-              </w:rPr>
-              <w:t xml:space="preserve">Tarif: Bariyerli giriş ve çıkış kapıları görülen bir otopark; girişte ve çıkışta birer araç.</w:t>
+                <w:b/>
+                <w:bCs/>
+                <w:lang w:val="tr-TR"/>
+              </w:rPr>
+              <w:t xml:space="preserve">Görsel B:</w:t>
             </w:r>
-          </w:p>
-          <w:p>
-            <w:pPr>
-              <w:jc w:val="both"/>
-              <w:rPr>
-                <w:rFonts w:ascii="Times New Roman" w:hAnsi="Times New Roman" w:cs="Times New Roman"/>
-                <w:lang w:val="tr-TR"/>
-              </w:rPr>
-            </w:pPr>
             <w:r>
               <w:rPr>
                 <w:rFonts w:ascii="Times New Roman" w:hAnsi="Times New Roman" w:cs="Times New Roman"/>
                 <w:lang w:val="tr-TR"/>
               </w:rPr>
-              <w:t xml:space="preserve">Shutter ID: 2207804187 (fotoğraf) — Entry barrier to car parking lot</w:t>
+              <w:t xml:space="preserve"> Boş bir otopark</w:t>
             </w:r>
           </w:p>
         </w:tc>
       </w:tr>
     </w:tbl>
-    <w:p>
-      <w:pPr>
-        <w:jc w:val="both"/>
-        <w:rPr>
-          <w:rFonts w:ascii="Times New Roman" w:hAnsi="Times New Roman" w:cs="Times New Roman"/>
-          <w:lang w:val="tr-TR"/>
-        </w:rPr>
-      </w:pPr>
-    </w:p>
-    <w:p>
-      <w:pPr>
-        <w:jc w:val="center"/>
-        <w:rPr>
-          <w:rFonts w:ascii="Times New Roman" w:hAnsi="Times New Roman" w:cs="Times New Roman"/>
-          <w:lang w:val="tr-TR"/>
-        </w:rPr>
-      </w:pPr>
-      <w:r>
-        <w:rPr>
-          <w:rFonts w:ascii="Times New Roman" w:hAnsi="Times New Roman" w:cs="Times New Roman"/>
-          <w:b/>
-          <w:bCs/>
-          <w:lang w:val="tr-TR"/>
-        </w:rPr>
-        <w:t xml:space="preserve">Görsel A:</w:t>
-      </w:r>
-      <w:r>
-        <w:rPr>
-          <w:rFonts w:ascii="Times New Roman" w:hAnsi="Times New Roman" w:cs="Times New Roman"/>
-          <w:lang w:val="tr-TR"/>
-        </w:rPr>
-        <w:t xml:space="preserve"> Giriş ve çıkış kapısı olan bir otopark</w:t>
-      </w:r>
-    </w:p>
     <w:p>
       <w:pPr>
         <w:keepNext/>

--- a/Kim11-2-4-Tepkime-Orani.docx
+++ b/Kim11-2-4-Tepkime-Orani.docx
@@ -96,6 +96,45 @@
                       <w:lang w:val="tr-TR"/>
                     </w:rPr>
                     <w:t xml:space="preserve">GÖRSEL ALANI (Shutterstock)</w:t>
+                  </w:r>
+                </w:p>
+                <w:p>
+                  <w:pPr>
+                    <w:jc w:val="center"/>
+                  </w:pPr>
+                  <w:r>
+                    <w:drawing>
+                      <wp:inline xmlns:a="http://schemas.openxmlformats.org/drawingml/2006/main" xmlns:pic="http://schemas.openxmlformats.org/drawingml/2006/picture">
+                        <wp:extent cx="2514158" cy="1842040"/>
+                        <wp:docPr id="900006" name="Picture 900006"/>
+                        <wp:cNvGraphicFramePr>
+                          <a:graphicFrameLocks noChangeAspect="1"/>
+                        </wp:cNvGraphicFramePr>
+                        <a:graphic>
+                          <a:graphicData uri="http://schemas.openxmlformats.org/drawingml/2006/picture">
+                            <pic:pic>
+                              <pic:nvPicPr>
+                                <pic:cNvPr id="0" name="2207804187_d.jpg"/>
+                                <pic:cNvPicPr/>
+                              </pic:nvPicPr>
+                              <pic:blipFill>
+                                <a:blip r:embed="rId11"/>
+                                <a:stretch>
+                                  <a:fillRect/>
+                                </a:stretch>
+                              </pic:blipFill>
+                              <pic:spPr>
+                                <a:xfrm>
+                                  <a:off x="0" y="0"/>
+                                  <a:ext cx="2514158" cy="1842040"/>
+                                </a:xfrm>
+                                <a:prstGeom prst="rect"/>
+                              </pic:spPr>
+                            </pic:pic>
+                          </a:graphicData>
+                        </a:graphic>
+                      </wp:inline>
+                    </w:drawing>
                   </w:r>
                 </w:p>
                 <w:p>

--- a/Kim11-2-4-Tepkime-Orani.docx
+++ b/Kim11-2-4-Tepkime-Orani.docx
@@ -62,116 +62,60 @@
           <w:tcPr>
             <w:tcW w:w="4500" w:type="dxa"/>
           </w:tcPr>
-          <w:tbl>
-            <w:tblPr>
-              <w:tblW w:w="4300" w:type="dxa"/>
+          <w:p>
+            <w:pPr>
               <w:jc w:val="center"/>
-              <w:tblBorders>
-                <w:top w:val="single" w:sz="8" w:space="0" w:color="7F7F7F"/>
-                <w:left w:val="single" w:sz="8" w:space="0" w:color="7F7F7F"/>
-                <w:bottom w:val="single" w:sz="8" w:space="0" w:color="7F7F7F"/>
-                <w:right w:val="single" w:sz="8" w:space="0" w:color="7F7F7F"/>
-              </w:tblBorders>
-            </w:tblPr>
-            <w:tblGrid>
-              <w:gridCol w:w="4300"/>
-            </w:tblGrid>
-            <w:tr>
-              <w:tc>
-                <w:tcPr>
-                  <w:tcW w:w="4300" w:type="dxa"/>
-                  <w:shd w:val="clear" w:color="auto" w:fill="EDEDED"/>
-                </w:tcPr>
-                <w:p>
-                  <w:pPr>
-                    <w:jc w:val="both"/>
-                    <w:rPr>
-                      <w:rFonts w:ascii="Times New Roman" w:hAnsi="Times New Roman" w:cs="Times New Roman"/>
-                      <w:lang w:val="tr-TR"/>
-                    </w:rPr>
-                  </w:pPr>
-                  <w:r>
-                    <w:rPr>
-                      <w:rFonts w:ascii="Times New Roman" w:hAnsi="Times New Roman" w:cs="Times New Roman"/>
-                      <w:lang w:val="tr-TR"/>
-                    </w:rPr>
-                    <w:t xml:space="preserve">GÖRSEL ALANI (Shutterstock)</w:t>
-                  </w:r>
-                </w:p>
-                <w:p>
-                  <w:pPr>
-                    <w:jc w:val="center"/>
-                  </w:pPr>
-                  <w:r>
-                    <w:drawing>
-                      <wp:inline xmlns:a="http://schemas.openxmlformats.org/drawingml/2006/main" xmlns:pic="http://schemas.openxmlformats.org/drawingml/2006/picture">
-                        <wp:extent cx="2514158" cy="1842040"/>
-                        <wp:docPr id="900006" name="Picture 900006"/>
-                        <wp:cNvGraphicFramePr>
-                          <a:graphicFrameLocks noChangeAspect="1"/>
-                        </wp:cNvGraphicFramePr>
-                        <a:graphic>
-                          <a:graphicData uri="http://schemas.openxmlformats.org/drawingml/2006/picture">
-                            <pic:pic>
-                              <pic:nvPicPr>
-                                <pic:cNvPr id="0" name="2207804187_d.jpg"/>
-                                <pic:cNvPicPr/>
-                              </pic:nvPicPr>
-                              <pic:blipFill>
-                                <a:blip r:embed="rId11"/>
-                                <a:stretch>
-                                  <a:fillRect/>
-                                </a:stretch>
-                              </pic:blipFill>
-                              <pic:spPr>
-                                <a:xfrm>
-                                  <a:off x="0" y="0"/>
-                                  <a:ext cx="2514158" cy="1842040"/>
-                                </a:xfrm>
-                                <a:prstGeom prst="rect"/>
-                              </pic:spPr>
-                            </pic:pic>
-                          </a:graphicData>
-                        </a:graphic>
-                      </wp:inline>
-                    </w:drawing>
-                  </w:r>
-                </w:p>
-                <w:p>
-                  <w:pPr>
-                    <w:jc w:val="both"/>
-                    <w:rPr>
-                      <w:rFonts w:ascii="Times New Roman" w:hAnsi="Times New Roman" w:cs="Times New Roman"/>
-                      <w:lang w:val="tr-TR"/>
-                    </w:rPr>
-                  </w:pPr>
-                  <w:r>
-                    <w:rPr>
-                      <w:rFonts w:ascii="Times New Roman" w:hAnsi="Times New Roman" w:cs="Times New Roman"/>
-                      <w:lang w:val="tr-TR"/>
-                    </w:rPr>
-                    <w:t xml:space="preserve">Tarif: Bariyerli giriş ve çıkış kapıları görülen bir otopark; girişte ve çıkışta birer araç.</w:t>
-                  </w:r>
-                </w:p>
-                <w:p>
-                  <w:pPr>
-                    <w:jc w:val="both"/>
-                    <w:rPr>
-                      <w:rFonts w:ascii="Times New Roman" w:hAnsi="Times New Roman" w:cs="Times New Roman"/>
-                      <w:lang w:val="tr-TR"/>
-                    </w:rPr>
-                  </w:pPr>
-                  <w:r>
-                    <w:rPr>
-                      <w:rFonts w:ascii="Times New Roman" w:hAnsi="Times New Roman" w:cs="Times New Roman"/>
-                      <w:lang w:val="tr-TR"/>
-                    </w:rPr>
-                    <w:t xml:space="preserve">Shutter ID: 2207804187 (fotoğraf) — Entry barrier to car parking lot</w:t>
-                  </w:r>
-                </w:p>
-              </w:tc>
-            </w:tr>
-          </w:tbl>
+            </w:pPr>
+            <w:r>
+              <w:drawing>
+                <wp:inline xmlns:a="http://schemas.openxmlformats.org/drawingml/2006/main" xmlns:pic="http://schemas.openxmlformats.org/drawingml/2006/picture">
+                  <wp:extent cx="2664000" cy="1951824"/>
+                  <wp:docPr id="900006" name="Picture 900006"/>
+                  <wp:cNvGraphicFramePr>
+                    <a:graphicFrameLocks noChangeAspect="1"/>
+                  </wp:cNvGraphicFramePr>
+                  <a:graphic>
+                    <a:graphicData uri="http://schemas.openxmlformats.org/drawingml/2006/picture">
+                      <pic:pic>
+                        <pic:nvPicPr>
+                          <pic:cNvPr id="0" name="2207804187_d.jpg"/>
+                          <pic:cNvPicPr/>
+                        </pic:nvPicPr>
+                        <pic:blipFill>
+                          <a:blip r:embed="rId11"/>
+                          <a:stretch>
+                            <a:fillRect/>
+                          </a:stretch>
+                        </pic:blipFill>
+                        <pic:spPr>
+                          <a:xfrm>
+                            <a:off x="0" y="0"/>
+                            <a:ext cx="2664000" cy="1951824"/>
+                          </a:xfrm>
+                          <a:prstGeom prst="rect"/>
+                        </pic:spPr>
+                      </pic:pic>
+                    </a:graphicData>
+                  </a:graphic>
+                </wp:inline>
+              </w:drawing>
+            </w:r>
+          </w:p>
+          <w:p>
+            <w:pPr>
+              <w:jc w:val="center"/>
+            </w:pPr>
+            <w:r>
+              <w:rPr>
+                <w:rFonts w:ascii="Times New Roman" w:hAnsi="Times New Roman" w:cs="Times New Roman"/>
+                <w:b/>
+                <w:bCs/>
+                <w:highlight w:val="yellow"/>
+                <w:lang w:val="tr-TR"/>
+              </w:rPr>
+              <w:t xml:space="preserve">Shutter id: 2207804187</w:t>
+            </w:r>
+          </w:p>
           <w:p>
             <w:pPr>
               <w:jc w:val="center"/>

--- a/Kim11-2-4-Tepkime-Orani.docx
+++ b/Kim11-2-4-Tepkime-Orani.docx
@@ -146,77 +146,60 @@
           <w:tcPr>
             <w:tcW w:w="4500" w:type="dxa"/>
           </w:tcPr>
-          <w:tbl>
-            <w:tblPr>
-              <w:tblW w:w="4300" w:type="dxa"/>
+          <w:p>
+            <w:pPr>
               <w:jc w:val="center"/>
-              <w:tblBorders>
-                <w:top w:val="single" w:sz="8" w:space="0" w:color="7F7F7F"/>
-                <w:left w:val="single" w:sz="8" w:space="0" w:color="7F7F7F"/>
-                <w:bottom w:val="single" w:sz="8" w:space="0" w:color="7F7F7F"/>
-                <w:right w:val="single" w:sz="8" w:space="0" w:color="7F7F7F"/>
-              </w:tblBorders>
-            </w:tblPr>
-            <w:tblGrid>
-              <w:gridCol w:w="4300"/>
-            </w:tblGrid>
-            <w:tr>
-              <w:tc>
-                <w:tcPr>
-                  <w:tcW w:w="4300" w:type="dxa"/>
-                  <w:shd w:val="clear" w:color="auto" w:fill="EDEDED"/>
-                </w:tcPr>
-                <w:p>
-                  <w:pPr>
-                    <w:jc w:val="both"/>
-                    <w:rPr>
-                      <w:rFonts w:ascii="Times New Roman" w:hAnsi="Times New Roman" w:cs="Times New Roman"/>
-                      <w:lang w:val="tr-TR"/>
-                    </w:rPr>
-                  </w:pPr>
-                  <w:r>
-                    <w:rPr>
-                      <w:rFonts w:ascii="Times New Roman" w:hAnsi="Times New Roman" w:cs="Times New Roman"/>
-                      <w:lang w:val="tr-TR"/>
-                    </w:rPr>
-                    <w:t xml:space="preserve">GÖRSEL ALANI (Shutterstock)</w:t>
-                  </w:r>
-                </w:p>
-                <w:p>
-                  <w:pPr>
-                    <w:jc w:val="both"/>
-                    <w:rPr>
-                      <w:rFonts w:ascii="Times New Roman" w:hAnsi="Times New Roman" w:cs="Times New Roman"/>
-                      <w:lang w:val="tr-TR"/>
-                    </w:rPr>
-                  </w:pPr>
-                  <w:r>
-                    <w:rPr>
-                      <w:rFonts w:ascii="Times New Roman" w:hAnsi="Times New Roman" w:cs="Times New Roman"/>
-                      <w:lang w:val="tr-TR"/>
-                    </w:rPr>
-                    <w:t xml:space="preserve">Tarif: Çizgileri belirgin, araçsız, geniş bir açık otopark.</w:t>
-                  </w:r>
-                </w:p>
-                <w:p>
-                  <w:pPr>
-                    <w:jc w:val="both"/>
-                    <w:rPr>
-                      <w:rFonts w:ascii="Times New Roman" w:hAnsi="Times New Roman" w:cs="Times New Roman"/>
-                      <w:lang w:val="tr-TR"/>
-                    </w:rPr>
-                  </w:pPr>
-                  <w:r>
-                    <w:rPr>
-                      <w:rFonts w:ascii="Times New Roman" w:hAnsi="Times New Roman" w:cs="Times New Roman"/>
-                      <w:lang w:val="tr-TR"/>
-                    </w:rPr>
-                    <w:t xml:space="preserve">Shutter ID: 2734182717 (fotoğraf) — Wide empty asphalt parking lot with white painted lines</w:t>
-                  </w:r>
-                </w:p>
-              </w:tc>
-            </w:tr>
-          </w:tbl>
+            </w:pPr>
+            <w:r>
+              <w:drawing>
+                <wp:inline xmlns:a="http://schemas.openxmlformats.org/drawingml/2006/main" xmlns:pic="http://schemas.openxmlformats.org/drawingml/2006/picture">
+                  <wp:extent cx="2664000" cy="1728048"/>
+                  <wp:docPr id="900007" name="Picture 900007"/>
+                  <wp:cNvGraphicFramePr>
+                    <a:graphicFrameLocks noChangeAspect="1"/>
+                  </wp:cNvGraphicFramePr>
+                  <a:graphic>
+                    <a:graphicData uri="http://schemas.openxmlformats.org/drawingml/2006/picture">
+                      <pic:pic>
+                        <pic:nvPicPr>
+                          <pic:cNvPr id="0" name="2734182717_d.jpg"/>
+                          <pic:cNvPicPr/>
+                        </pic:nvPicPr>
+                        <pic:blipFill>
+                          <a:blip r:embed="rId12"/>
+                          <a:stretch>
+                            <a:fillRect/>
+                          </a:stretch>
+                        </pic:blipFill>
+                        <pic:spPr>
+                          <a:xfrm>
+                            <a:off x="0" y="0"/>
+                            <a:ext cx="2664000" cy="1728048"/>
+                          </a:xfrm>
+                          <a:prstGeom prst="rect"/>
+                        </pic:spPr>
+                      </pic:pic>
+                    </a:graphicData>
+                  </a:graphic>
+                </wp:inline>
+              </w:drawing>
+            </w:r>
+          </w:p>
+          <w:p>
+            <w:pPr>
+              <w:jc w:val="center"/>
+            </w:pPr>
+            <w:r>
+              <w:rPr>
+                <w:rFonts w:ascii="Times New Roman" w:hAnsi="Times New Roman" w:cs="Times New Roman"/>
+                <w:b/>
+                <w:bCs/>
+                <w:highlight w:val="yellow"/>
+                <w:lang w:val="tr-TR"/>
+              </w:rPr>
+              <w:t xml:space="preserve">Shutter id: 2734182717</w:t>
+            </w:r>
+          </w:p>
           <w:p>
             <w:pPr>
               <w:jc w:val="center"/>
